--- a/paper-zh-journal/main_red_revision_latest.docx
+++ b/paper-zh-journal/main_red_revision_latest.docx
@@ -6354,6 +6354,14 @@
       </w:r>
       <w:r>
         <w:t>确定性手段进一步给出了帕累托改进。三项结果合起来，为后续工作中评估行为重放验证器给出了直接的经验性动机，也给出了一条由锚点文化差异所限制的、可证伪的跨应用泛化假设。</w:t>
+      </w:r>
+    </w:p>
+    <w:p>
+      <w:pPr>
+        <w:pStyle w:val="Heading1"/>
+      </w:pPr>
+      <w:r>
+        <w:t>参考文献</w:t>
       </w:r>
     </w:p>
     <w:p>
